--- a/downloads/handouts/Unit 01/Handout 01.21 - Menu Card Template and Pitch Planner.docx
+++ b/downloads/handouts/Unit 01/Handout 01.21 - Menu Card Template and Pitch Planner.docx
@@ -378,7 +378,7 @@
         <w:pStyle w:val="BodyText"/>
       </w:pPr>
       <w:r>
-        <w:t xml:space="preserve">Sentence starters (Turkish, Portuguese, and Spanish versions are on the project sheet):</w:t>
+        <w:t xml:space="preserve">Sentence starters (Spanish versions are on the project sheet):</w:t>
       </w:r>
     </w:p>
     <w:p>
@@ -1338,7 +1338,7 @@
     </w:rPrDefault>
     <w:pPrDefault>
       <w:pPr>
-        <w:spacing w:after="200"/>
+        <w:spacing w:line="300" w:lineRule="auto" w:after="200"/>
       </w:pPr>
     </w:pPrDefault>
   </w:docDefaults>

--- a/downloads/handouts/Unit 01/Handout 01.21 - Menu Card Template and Pitch Planner.docx
+++ b/downloads/handouts/Unit 01/Handout 01.21 - Menu Card Template and Pitch Planner.docx
@@ -6,9 +6,9 @@
       <w:pPr>
         <w:pStyle w:val="Heading1"/>
       </w:pPr>
-      <w:bookmarkStart w:id="20" w:name="Xb6135eaf068973df71d50a032f09f90ca2a9ada"/>
+      <w:bookmarkStart w:id="20" w:name="X9b0faccf47a64d24ae7ae97785b33188d144270"/>
       <w:r>
-        <w:t xml:space="preserve">Handout 01.21: Menu Card Template and Pitch Planner</w:t>
+        <w:t xml:space="preserve">Handout 1.21: Menu Card Template and Pitch Planner</w:t>
       </w:r>
       <w:bookmarkEnd w:id="20"/>
     </w:p>

--- a/downloads/handouts/Unit 01/Handout 01.21 - Menu Card Template and Pitch Planner.docx
+++ b/downloads/handouts/Unit 01/Handout 01.21 - Menu Card Template and Pitch Planner.docx
@@ -35,7 +35,7 @@
         <w:pStyle w:val="FirstParagraph"/>
       </w:pPr>
       <w:r>
-        <w:t xml:space="preserve">Copy this onto card stock. Every box has to be filled. The example in each box is from a made-up team; do not copy it.</w:t>
+        <w:t xml:space="preserve">Copy this onto card stock. Every box has to be filled. The example in each box is from a made-up team. Do not copy it.</w:t>
       </w:r>
     </w:p>
     <w:tbl>
@@ -1018,15 +1018,19 @@
       <w:r>
         <w:t xml:space="preserve">3 numbers from my team’s plan I can say from memory: ______ ______ ______</w:t>
       </w:r>
-      <w:r>
-        <w:t xml:space="preserve"> </w:t>
-      </w:r>
+    </w:p>
+    <w:p>
+      <w:pPr>
+        <w:pStyle w:val="BodyText"/>
+      </w:pPr>
       <w:r>
         <w:t xml:space="preserve">2 things another team did that I would copy: ______________________ ______________________</w:t>
       </w:r>
-      <w:r>
-        <w:t xml:space="preserve"> </w:t>
-      </w:r>
+    </w:p>
+    <w:p>
+      <w:pPr>
+        <w:pStyle w:val="BodyText"/>
+      </w:pPr>
       <w:r>
         <w:t xml:space="preserve">1 thing I would do differently with my own $40: ______________________</w:t>
       </w:r>
